--- a/红色警戒杯模拟赛Ⅱ/病毒狙击手/病毒狙击手.docx
+++ b/红色警戒杯模拟赛Ⅱ/病毒狙击手/病毒狙击手.docx
@@ -487,544 +487,557 @@
           <w:szCs w:val="24"/>
           <w:lang w:val="en-US" w:eastAsia="zh-CN"/>
         </w:rPr>
-        <w:t xml:space="preserve">0 1 0 1 0 1 0 1 </w:t>
+        <w:t>0 1 0 1 0 1 0 1 1 1</w:t>
+      </w:r>
+    </w:p>
+    <w:p>
+      <w:pPr>
+        <w:jc w:val="both"/>
+        <w:rPr>
+          <w:rFonts w:hint="eastAsia"/>
+          <w:b w:val="0"/>
+          <w:bCs w:val="0"/>
+          <w:sz w:val="24"/>
+          <w:szCs w:val="24"/>
+          <w:lang w:val="en-US" w:eastAsia="zh-CN"/>
+        </w:rPr>
+      </w:pPr>
+      <w:r>
+        <w:rPr>
+          <w:rFonts w:hint="eastAsia"/>
+          <w:b w:val="0"/>
+          <w:bCs w:val="0"/>
+          <w:sz w:val="24"/>
+          <w:szCs w:val="24"/>
+          <w:lang w:val="en-US" w:eastAsia="zh-CN"/>
+        </w:rPr>
+        <w:t>0 1 0 1 0 1 1 1 0 1</w:t>
+      </w:r>
+    </w:p>
+    <w:p>
+      <w:pPr>
+        <w:jc w:val="both"/>
+        <w:rPr>
+          <w:rFonts w:hint="eastAsia"/>
+          <w:b w:val="0"/>
+          <w:bCs w:val="0"/>
+          <w:sz w:val="24"/>
+          <w:szCs w:val="24"/>
+          <w:lang w:val="en-US" w:eastAsia="zh-CN"/>
+        </w:rPr>
+      </w:pPr>
+      <w:r>
+        <w:rPr>
+          <w:rFonts w:hint="eastAsia"/>
+          <w:b w:val="0"/>
+          <w:bCs w:val="0"/>
+          <w:sz w:val="24"/>
+          <w:szCs w:val="24"/>
+          <w:lang w:val="en-US" w:eastAsia="zh-CN"/>
+        </w:rPr>
+        <w:t>0</w:t>
+      </w:r>
+    </w:p>
+    <w:p>
+      <w:pPr>
+        <w:jc w:val="both"/>
+        <w:rPr>
+          <w:rFonts w:hint="eastAsia"/>
+          <w:b w:val="0"/>
+          <w:bCs w:val="0"/>
+          <w:sz w:val="24"/>
+          <w:szCs w:val="24"/>
+          <w:lang w:val="en-US" w:eastAsia="zh-CN"/>
+        </w:rPr>
+      </w:pPr>
+      <w:r>
+        <w:rPr>
+          <w:rFonts w:hint="eastAsia"/>
+          <w:b w:val="0"/>
+          <w:bCs w:val="0"/>
+          <w:sz w:val="24"/>
+          <w:szCs w:val="24"/>
+          <w:lang w:val="en-US" w:eastAsia="zh-CN"/>
+        </w:rPr>
+        <w:t>1</w:t>
+      </w:r>
+    </w:p>
+    <w:p>
+      <w:pPr>
+        <w:jc w:val="both"/>
+        <w:rPr>
+          <w:rFonts w:hint="eastAsia"/>
+          <w:b w:val="0"/>
+          <w:bCs w:val="0"/>
+          <w:sz w:val="24"/>
+          <w:szCs w:val="24"/>
+          <w:lang w:val="en-US" w:eastAsia="zh-CN"/>
+        </w:rPr>
+      </w:pPr>
+      <w:r>
+        <w:rPr>
+          <w:rFonts w:hint="eastAsia"/>
+          <w:b w:val="0"/>
+          <w:bCs w:val="0"/>
+          <w:sz w:val="24"/>
+          <w:szCs w:val="24"/>
+          <w:lang w:val="en-US" w:eastAsia="zh-CN"/>
+        </w:rPr>
+        <w:t xml:space="preserve">2 </w:t>
+      </w:r>
+    </w:p>
+    <w:p>
+      <w:pPr>
+        <w:jc w:val="both"/>
+        <w:rPr>
+          <w:rFonts w:hint="eastAsia"/>
+          <w:b w:val="0"/>
+          <w:bCs w:val="0"/>
+          <w:sz w:val="24"/>
+          <w:szCs w:val="24"/>
+          <w:lang w:val="en-US" w:eastAsia="zh-CN"/>
+        </w:rPr>
+      </w:pPr>
+    </w:p>
+    <w:p>
+      <w:pPr>
+        <w:jc w:val="both"/>
+        <w:rPr>
+          <w:rFonts w:hint="eastAsia"/>
+          <w:b w:val="0"/>
+          <w:bCs w:val="0"/>
+          <w:sz w:val="24"/>
+          <w:szCs w:val="24"/>
+          <w:lang w:val="en-US" w:eastAsia="zh-CN"/>
+        </w:rPr>
+      </w:pPr>
+    </w:p>
+    <w:p>
+      <w:pPr>
+        <w:jc w:val="both"/>
+        <w:rPr>
+          <w:rFonts w:hint="eastAsia"/>
+          <w:b/>
+          <w:bCs/>
+          <w:sz w:val="28"/>
+          <w:szCs w:val="28"/>
+          <w:lang w:val="en-US" w:eastAsia="zh-CN"/>
+        </w:rPr>
+      </w:pPr>
+      <w:r>
+        <w:rPr>
+          <w:rFonts w:hint="eastAsia"/>
+          <w:b/>
+          <w:bCs/>
+          <w:sz w:val="28"/>
+          <w:szCs w:val="28"/>
+          <w:lang w:val="en-US" w:eastAsia="zh-CN"/>
+        </w:rPr>
+        <w:t>样例输出</w:t>
+      </w:r>
+    </w:p>
+    <w:p>
+      <w:pPr>
+        <w:jc w:val="both"/>
+        <w:rPr>
+          <w:rFonts w:hint="eastAsia"/>
+          <w:b w:val="0"/>
+          <w:bCs w:val="0"/>
+          <w:sz w:val="24"/>
+          <w:szCs w:val="24"/>
+          <w:lang w:val="en-US" w:eastAsia="zh-CN"/>
+        </w:rPr>
+      </w:pPr>
+      <w:r>
+        <w:rPr>
+          <w:rFonts w:hint="eastAsia"/>
+          <w:b w:val="0"/>
+          <w:bCs w:val="0"/>
+          <w:sz w:val="24"/>
+          <w:szCs w:val="24"/>
+          <w:lang w:val="en-US" w:eastAsia="zh-CN"/>
+        </w:rPr>
+        <w:t>5 2</w:t>
+      </w:r>
+    </w:p>
+    <w:p>
+      <w:pPr>
+        <w:jc w:val="both"/>
+        <w:rPr>
+          <w:rFonts w:hint="eastAsia"/>
+          <w:b w:val="0"/>
+          <w:bCs w:val="0"/>
+          <w:sz w:val="24"/>
+          <w:szCs w:val="24"/>
+          <w:lang w:val="en-US" w:eastAsia="zh-CN"/>
+        </w:rPr>
+      </w:pPr>
+      <w:r>
+        <w:rPr>
+          <w:rFonts w:hint="eastAsia"/>
+          <w:b w:val="0"/>
+          <w:bCs w:val="0"/>
+          <w:sz w:val="24"/>
+          <w:szCs w:val="24"/>
+          <w:lang w:val="en-US" w:eastAsia="zh-CN"/>
+        </w:rPr>
+        <w:t>7 7</w:t>
+      </w:r>
+    </w:p>
+    <w:p>
+      <w:pPr>
+        <w:jc w:val="both"/>
+        <w:rPr>
+          <w:rFonts w:hint="eastAsia"/>
+          <w:b w:val="0"/>
+          <w:bCs w:val="0"/>
+          <w:sz w:val="24"/>
+          <w:szCs w:val="24"/>
+          <w:lang w:val="en-US" w:eastAsia="zh-CN"/>
+        </w:rPr>
+      </w:pPr>
+      <w:r>
+        <w:rPr>
+          <w:rFonts w:hint="eastAsia"/>
+          <w:b w:val="0"/>
+          <w:bCs w:val="0"/>
+          <w:sz w:val="24"/>
+          <w:szCs w:val="24"/>
+          <w:lang w:val="en-US" w:eastAsia="zh-CN"/>
+        </w:rPr>
+        <w:t>14 14</w:t>
+      </w:r>
+    </w:p>
+    <w:p>
+      <w:pPr>
+        <w:jc w:val="both"/>
+        <w:rPr>
+          <w:rFonts w:hint="eastAsia"/>
+          <w:b w:val="0"/>
+          <w:bCs w:val="0"/>
+          <w:sz w:val="24"/>
+          <w:szCs w:val="24"/>
+          <w:lang w:val="en-US" w:eastAsia="zh-CN"/>
+        </w:rPr>
+      </w:pPr>
+    </w:p>
+    <w:p>
+      <w:pPr>
+        <w:jc w:val="both"/>
+        <w:rPr>
+          <w:rFonts w:hint="eastAsia"/>
+          <w:b/>
+          <w:bCs/>
+          <w:sz w:val="28"/>
+          <w:szCs w:val="28"/>
+          <w:lang w:val="en-US" w:eastAsia="zh-CN"/>
+        </w:rPr>
+      </w:pPr>
+      <w:r>
+        <w:rPr>
+          <w:rFonts w:hint="eastAsia"/>
+          <w:b/>
+          <w:bCs/>
+          <w:sz w:val="28"/>
+          <w:szCs w:val="28"/>
+          <w:lang w:val="en-US" w:eastAsia="zh-CN"/>
+        </w:rPr>
+        <w:t>数据范围及提示</w:t>
+      </w:r>
+    </w:p>
+    <w:p>
+      <w:pPr>
+        <w:jc w:val="both"/>
+        <w:rPr>
+          <w:rFonts w:hint="eastAsia" w:eastAsiaTheme="minorEastAsia"/>
+          <w:b w:val="0"/>
+          <w:bCs w:val="0"/>
+          <w:sz w:val="28"/>
+          <w:szCs w:val="28"/>
+          <w:lang w:val="en-US" w:eastAsia="zh-CN"/>
+        </w:rPr>
+      </w:pPr>
+      <w:r>
+        <w:rPr>
+          <w:rFonts w:hint="eastAsia"/>
+          <w:b w:val="0"/>
+          <w:bCs w:val="0"/>
+          <w:sz w:val="28"/>
+          <w:szCs w:val="28"/>
+          <w:lang w:val="en-US" w:eastAsia="zh-CN"/>
+        </w:rPr>
+        <w:t>前30%的数据T&lt;=1000,Q&lt;=1000.</w:t>
+      </w:r>
+    </w:p>
+    <w:p>
+      <w:pPr>
+        <w:jc w:val="both"/>
+        <w:rPr>
+          <w:rFonts w:hint="eastAsia"/>
+          <w:b w:val="0"/>
+          <w:bCs w:val="0"/>
+          <w:sz w:val="28"/>
+          <w:szCs w:val="28"/>
+          <w:lang w:val="en-US" w:eastAsia="zh-CN"/>
+        </w:rPr>
+      </w:pPr>
+      <w:r>
+        <w:rPr>
+          <w:rFonts w:hint="eastAsia"/>
+          <w:b w:val="0"/>
+          <w:bCs w:val="0"/>
+          <w:sz w:val="28"/>
+          <w:szCs w:val="28"/>
+          <w:lang w:val="en-US" w:eastAsia="zh-CN"/>
+        </w:rPr>
+        <w:t>10%的数据T=0.</w:t>
+      </w:r>
+    </w:p>
+    <w:p>
+      <w:pPr>
+        <w:jc w:val="both"/>
+        <w:rPr>
+          <w:rFonts w:hint="eastAsia"/>
+          <w:b w:val="0"/>
+          <w:bCs w:val="0"/>
+          <w:sz w:val="28"/>
+          <w:szCs w:val="28"/>
+          <w:lang w:val="en-US" w:eastAsia="zh-CN"/>
+        </w:rPr>
+      </w:pPr>
+      <w:r>
+        <w:rPr>
+          <w:rFonts w:hint="eastAsia"/>
+          <w:b w:val="0"/>
+          <w:bCs w:val="0"/>
+          <w:sz w:val="28"/>
+          <w:szCs w:val="28"/>
+          <w:lang w:val="en-US" w:eastAsia="zh-CN"/>
+        </w:rPr>
+        <w:t>前60%的数据A=N,B=M</w:t>
+      </w:r>
+    </w:p>
+    <w:p>
+      <w:pPr>
+        <w:jc w:val="both"/>
+        <w:rPr>
+          <w:rFonts w:hint="eastAsia"/>
+          <w:b w:val="0"/>
+          <w:bCs w:val="0"/>
+          <w:sz w:val="28"/>
+          <w:szCs w:val="28"/>
+          <w:vertAlign w:val="baseline"/>
+          <w:lang w:val="en-US" w:eastAsia="zh-CN"/>
+        </w:rPr>
+      </w:pPr>
+      <w:r>
+        <w:rPr>
+          <w:rFonts w:hint="eastAsia"/>
+          <w:b w:val="0"/>
+          <w:bCs w:val="0"/>
+          <w:sz w:val="28"/>
+          <w:szCs w:val="28"/>
+          <w:lang w:val="en-US" w:eastAsia="zh-CN"/>
+        </w:rPr>
+        <w:t>90%的数据0&lt;=T&lt;=10</w:t>
+      </w:r>
+      <w:r>
+        <w:rPr>
+          <w:rFonts w:hint="eastAsia"/>
+          <w:b w:val="0"/>
+          <w:bCs w:val="0"/>
+          <w:sz w:val="28"/>
+          <w:szCs w:val="28"/>
+          <w:vertAlign w:val="superscript"/>
+          <w:lang w:val="en-US" w:eastAsia="zh-CN"/>
+        </w:rPr>
+        <w:t>18</w:t>
+      </w:r>
+      <w:r>
+        <w:rPr>
+          <w:rFonts w:hint="eastAsia"/>
+          <w:b w:val="0"/>
+          <w:bCs w:val="0"/>
+          <w:sz w:val="28"/>
+          <w:szCs w:val="28"/>
+          <w:vertAlign w:val="baseline"/>
+          <w:lang w:val="en-US" w:eastAsia="zh-CN"/>
+        </w:rPr>
+        <w:t>.</w:t>
+      </w:r>
+    </w:p>
+    <w:p>
+      <w:pPr>
+        <w:ind w:left="840" w:hanging="840" w:hangingChars="300"/>
+        <w:jc w:val="both"/>
+        <w:rPr>
+          <w:rFonts w:hint="eastAsia"/>
+          <w:b w:val="0"/>
+          <w:bCs w:val="0"/>
+          <w:sz w:val="28"/>
+          <w:szCs w:val="28"/>
+          <w:vertAlign w:val="baseline"/>
+          <w:lang w:val="en-US" w:eastAsia="zh-CN"/>
+        </w:rPr>
+      </w:pPr>
+      <w:r>
+        <w:rPr>
+          <w:rFonts w:hint="eastAsia"/>
+          <w:b w:val="0"/>
+          <w:bCs w:val="0"/>
+          <w:sz w:val="28"/>
+          <w:szCs w:val="28"/>
+          <w:lang w:val="en-US" w:eastAsia="zh-CN"/>
+        </w:rPr>
+        <w:t>100%的数据0&lt;=T&lt;=10</w:t>
+      </w:r>
+      <w:r>
+        <w:rPr>
+          <w:rFonts w:hint="eastAsia"/>
+          <w:b w:val="0"/>
+          <w:bCs w:val="0"/>
+          <w:sz w:val="28"/>
+          <w:szCs w:val="28"/>
+          <w:vertAlign w:val="superscript"/>
+          <w:lang w:val="en-US" w:eastAsia="zh-CN"/>
+        </w:rPr>
+        <w:t>1000</w:t>
+      </w:r>
+      <w:r>
+        <w:rPr>
+          <w:rFonts w:hint="eastAsia"/>
+          <w:b w:val="0"/>
+          <w:bCs w:val="0"/>
+          <w:sz w:val="28"/>
+          <w:szCs w:val="28"/>
+          <w:vertAlign w:val="baseline"/>
+          <w:lang w:val="en-US" w:eastAsia="zh-CN"/>
+        </w:rPr>
+        <w:t>; 1&lt;=K&lt;=5; A&lt;=1000; B&lt;=1000;</w:t>
+      </w:r>
+    </w:p>
+    <w:p>
+      <w:pPr>
+        <w:ind w:left="840" w:hanging="840" w:hangingChars="300"/>
+        <w:jc w:val="both"/>
+        <w:rPr>
+          <w:rFonts w:hint="eastAsia"/>
+          <w:b w:val="0"/>
+          <w:bCs w:val="0"/>
+          <w:sz w:val="28"/>
+          <w:szCs w:val="28"/>
+          <w:lang w:val="en-US" w:eastAsia="zh-CN"/>
+        </w:rPr>
+      </w:pPr>
+      <w:r>
+        <w:rPr>
+          <w:rFonts w:hint="eastAsia"/>
+          <w:b w:val="0"/>
+          <w:bCs w:val="0"/>
+          <w:sz w:val="28"/>
+          <w:szCs w:val="28"/>
+          <w:vertAlign w:val="baseline"/>
+          <w:lang w:val="en-US" w:eastAsia="zh-CN"/>
+        </w:rPr>
+        <w:t>1&lt;=Q&lt;=1000000; 0&lt;=C&lt;=10</w:t>
+      </w:r>
+      <w:r>
+        <w:rPr>
+          <w:rFonts w:hint="eastAsia"/>
+          <w:b w:val="0"/>
+          <w:bCs w:val="0"/>
+          <w:sz w:val="28"/>
+          <w:szCs w:val="28"/>
+          <w:lang w:val="en-US" w:eastAsia="zh-CN"/>
+        </w:rPr>
+        <w:t xml:space="preserve"> </w:t>
+      </w:r>
+      <w:r>
+        <w:rPr>
+          <w:rFonts w:hint="eastAsia"/>
+          <w:b w:val="0"/>
+          <w:bCs w:val="0"/>
+          <w:sz w:val="28"/>
+          <w:szCs w:val="28"/>
+          <w:vertAlign w:val="superscript"/>
+          <w:lang w:val="en-US" w:eastAsia="zh-CN"/>
+        </w:rPr>
+        <w:t>9</w:t>
+      </w:r>
+      <w:r>
+        <w:rPr>
+          <w:rFonts w:hint="eastAsia"/>
+          <w:b w:val="0"/>
+          <w:bCs w:val="0"/>
+          <w:sz w:val="28"/>
+          <w:szCs w:val="28"/>
+          <w:vertAlign w:val="baseline"/>
+          <w:lang w:val="en-US" w:eastAsia="zh-CN"/>
+        </w:rPr>
+        <w:t>; 0&lt;=aij&lt;=bij&lt;=10</w:t>
+      </w:r>
+      <w:r>
+        <w:rPr>
+          <w:rFonts w:hint="eastAsia"/>
+          <w:b w:val="0"/>
+          <w:bCs w:val="0"/>
+          <w:sz w:val="28"/>
+          <w:szCs w:val="28"/>
+          <w:vertAlign w:val="superscript"/>
+          <w:lang w:val="en-US" w:eastAsia="zh-CN"/>
+        </w:rPr>
+        <w:t>9</w:t>
+      </w:r>
+      <w:r>
+        <w:rPr>
+          <w:rFonts w:hint="eastAsia"/>
+          <w:b w:val="0"/>
+          <w:bCs w:val="0"/>
+          <w:sz w:val="28"/>
+          <w:szCs w:val="28"/>
+          <w:vertAlign w:val="baseline"/>
+          <w:lang w:val="en-US" w:eastAsia="zh-CN"/>
+        </w:rPr>
+        <w:t>且bij&gt;=1,1&lt;=</w:t>
+      </w:r>
+      <w:r>
+        <w:rPr>
+          <w:rFonts w:hint="eastAsia"/>
+          <w:b w:val="0"/>
+          <w:bCs w:val="0"/>
+          <w:sz w:val="28"/>
+          <w:szCs w:val="28"/>
+          <w:lang w:val="en-US" w:eastAsia="zh-CN"/>
+        </w:rPr>
+        <w:t>N*M&lt;=50.</w:t>
+      </w:r>
+    </w:p>
+    <w:p>
+      <w:pPr>
+        <w:ind w:left="840" w:hanging="840" w:hangingChars="300"/>
+        <w:jc w:val="both"/>
+        <w:rPr>
+          <w:rFonts w:hint="eastAsia" w:eastAsiaTheme="minorEastAsia"/>
+          <w:b w:val="0"/>
+          <w:bCs w:val="0"/>
+          <w:sz w:val="28"/>
+          <w:szCs w:val="28"/>
+          <w:lang w:val="en-US" w:eastAsia="zh-CN"/>
+        </w:rPr>
+      </w:pPr>
+      <w:r>
+        <w:rPr>
+          <w:rFonts w:hint="eastAsia"/>
+          <w:b w:val="0"/>
+          <w:bCs w:val="0"/>
+          <w:sz w:val="28"/>
+          <w:szCs w:val="28"/>
+          <w:lang w:val="en-US" w:eastAsia="zh-CN"/>
+        </w:rPr>
+        <w:t>保证询问的区域在实验场内。</w:t>
       </w:r>
       <w:bookmarkStart w:id="0" w:name="_GoBack"/>
       <w:bookmarkEnd w:id="0"/>
-      <w:r>
-        <w:rPr>
-          <w:rFonts w:hint="eastAsia"/>
-          <w:b w:val="0"/>
-          <w:bCs w:val="0"/>
-          <w:sz w:val="24"/>
-          <w:szCs w:val="24"/>
-          <w:lang w:val="en-US" w:eastAsia="zh-CN"/>
-        </w:rPr>
-        <w:t>1 1</w:t>
-      </w:r>
-    </w:p>
-    <w:p>
-      <w:pPr>
-        <w:jc w:val="both"/>
-        <w:rPr>
-          <w:rFonts w:hint="eastAsia"/>
-          <w:b w:val="0"/>
-          <w:bCs w:val="0"/>
-          <w:sz w:val="24"/>
-          <w:szCs w:val="24"/>
-          <w:lang w:val="en-US" w:eastAsia="zh-CN"/>
-        </w:rPr>
-      </w:pPr>
-      <w:r>
-        <w:rPr>
-          <w:rFonts w:hint="eastAsia"/>
-          <w:b w:val="0"/>
-          <w:bCs w:val="0"/>
-          <w:sz w:val="24"/>
-          <w:szCs w:val="24"/>
-          <w:lang w:val="en-US" w:eastAsia="zh-CN"/>
-        </w:rPr>
-        <w:t>0 1 0 1 0 1 1 1 0 1</w:t>
-      </w:r>
-    </w:p>
-    <w:p>
-      <w:pPr>
-        <w:jc w:val="both"/>
-        <w:rPr>
-          <w:rFonts w:hint="eastAsia"/>
-          <w:b w:val="0"/>
-          <w:bCs w:val="0"/>
-          <w:sz w:val="24"/>
-          <w:szCs w:val="24"/>
-          <w:lang w:val="en-US" w:eastAsia="zh-CN"/>
-        </w:rPr>
-      </w:pPr>
-      <w:r>
-        <w:rPr>
-          <w:rFonts w:hint="eastAsia"/>
-          <w:b w:val="0"/>
-          <w:bCs w:val="0"/>
-          <w:sz w:val="24"/>
-          <w:szCs w:val="24"/>
-          <w:lang w:val="en-US" w:eastAsia="zh-CN"/>
-        </w:rPr>
-        <w:t>0</w:t>
-      </w:r>
-    </w:p>
-    <w:p>
-      <w:pPr>
-        <w:jc w:val="both"/>
-        <w:rPr>
-          <w:rFonts w:hint="eastAsia"/>
-          <w:b w:val="0"/>
-          <w:bCs w:val="0"/>
-          <w:sz w:val="24"/>
-          <w:szCs w:val="24"/>
-          <w:lang w:val="en-US" w:eastAsia="zh-CN"/>
-        </w:rPr>
-      </w:pPr>
-      <w:r>
-        <w:rPr>
-          <w:rFonts w:hint="eastAsia"/>
-          <w:b w:val="0"/>
-          <w:bCs w:val="0"/>
-          <w:sz w:val="24"/>
-          <w:szCs w:val="24"/>
-          <w:lang w:val="en-US" w:eastAsia="zh-CN"/>
-        </w:rPr>
-        <w:t>1</w:t>
-      </w:r>
-    </w:p>
-    <w:p>
-      <w:pPr>
-        <w:jc w:val="both"/>
-        <w:rPr>
-          <w:rFonts w:hint="eastAsia"/>
-          <w:b w:val="0"/>
-          <w:bCs w:val="0"/>
-          <w:sz w:val="24"/>
-          <w:szCs w:val="24"/>
-          <w:lang w:val="en-US" w:eastAsia="zh-CN"/>
-        </w:rPr>
-      </w:pPr>
-      <w:r>
-        <w:rPr>
-          <w:rFonts w:hint="eastAsia"/>
-          <w:b w:val="0"/>
-          <w:bCs w:val="0"/>
-          <w:sz w:val="24"/>
-          <w:szCs w:val="24"/>
-          <w:lang w:val="en-US" w:eastAsia="zh-CN"/>
-        </w:rPr>
-        <w:t xml:space="preserve">2 </w:t>
-      </w:r>
-    </w:p>
-    <w:p>
-      <w:pPr>
-        <w:jc w:val="both"/>
-        <w:rPr>
-          <w:rFonts w:hint="eastAsia"/>
-          <w:b w:val="0"/>
-          <w:bCs w:val="0"/>
-          <w:sz w:val="24"/>
-          <w:szCs w:val="24"/>
-          <w:lang w:val="en-US" w:eastAsia="zh-CN"/>
-        </w:rPr>
-      </w:pPr>
-    </w:p>
-    <w:p>
-      <w:pPr>
-        <w:jc w:val="both"/>
-        <w:rPr>
-          <w:rFonts w:hint="eastAsia"/>
-          <w:b w:val="0"/>
-          <w:bCs w:val="0"/>
-          <w:sz w:val="24"/>
-          <w:szCs w:val="24"/>
-          <w:lang w:val="en-US" w:eastAsia="zh-CN"/>
-        </w:rPr>
-      </w:pPr>
-    </w:p>
-    <w:p>
-      <w:pPr>
-        <w:jc w:val="both"/>
-        <w:rPr>
-          <w:rFonts w:hint="eastAsia"/>
-          <w:b/>
-          <w:bCs/>
-          <w:sz w:val="28"/>
-          <w:szCs w:val="28"/>
-          <w:lang w:val="en-US" w:eastAsia="zh-CN"/>
-        </w:rPr>
-      </w:pPr>
-      <w:r>
-        <w:rPr>
-          <w:rFonts w:hint="eastAsia"/>
-          <w:b/>
-          <w:bCs/>
-          <w:sz w:val="28"/>
-          <w:szCs w:val="28"/>
-          <w:lang w:val="en-US" w:eastAsia="zh-CN"/>
-        </w:rPr>
-        <w:t>样例输出</w:t>
-      </w:r>
-    </w:p>
-    <w:p>
-      <w:pPr>
-        <w:jc w:val="both"/>
-        <w:rPr>
-          <w:rFonts w:hint="eastAsia"/>
-          <w:b w:val="0"/>
-          <w:bCs w:val="0"/>
-          <w:sz w:val="24"/>
-          <w:szCs w:val="24"/>
-          <w:lang w:val="en-US" w:eastAsia="zh-CN"/>
-        </w:rPr>
-      </w:pPr>
-      <w:r>
-        <w:rPr>
-          <w:rFonts w:hint="eastAsia"/>
-          <w:b w:val="0"/>
-          <w:bCs w:val="0"/>
-          <w:sz w:val="24"/>
-          <w:szCs w:val="24"/>
-          <w:lang w:val="en-US" w:eastAsia="zh-CN"/>
-        </w:rPr>
-        <w:t>5 2</w:t>
-      </w:r>
-    </w:p>
-    <w:p>
-      <w:pPr>
-        <w:jc w:val="both"/>
-        <w:rPr>
-          <w:rFonts w:hint="eastAsia"/>
-          <w:b w:val="0"/>
-          <w:bCs w:val="0"/>
-          <w:sz w:val="24"/>
-          <w:szCs w:val="24"/>
-          <w:lang w:val="en-US" w:eastAsia="zh-CN"/>
-        </w:rPr>
-      </w:pPr>
-      <w:r>
-        <w:rPr>
-          <w:rFonts w:hint="eastAsia"/>
-          <w:b w:val="0"/>
-          <w:bCs w:val="0"/>
-          <w:sz w:val="24"/>
-          <w:szCs w:val="24"/>
-          <w:lang w:val="en-US" w:eastAsia="zh-CN"/>
-        </w:rPr>
-        <w:t>7 7</w:t>
-      </w:r>
-    </w:p>
-    <w:p>
-      <w:pPr>
-        <w:jc w:val="both"/>
-        <w:rPr>
-          <w:rFonts w:hint="eastAsia"/>
-          <w:b w:val="0"/>
-          <w:bCs w:val="0"/>
-          <w:sz w:val="24"/>
-          <w:szCs w:val="24"/>
-          <w:lang w:val="en-US" w:eastAsia="zh-CN"/>
-        </w:rPr>
-      </w:pPr>
-      <w:r>
-        <w:rPr>
-          <w:rFonts w:hint="eastAsia"/>
-          <w:b w:val="0"/>
-          <w:bCs w:val="0"/>
-          <w:sz w:val="24"/>
-          <w:szCs w:val="24"/>
-          <w:lang w:val="en-US" w:eastAsia="zh-CN"/>
-        </w:rPr>
-        <w:t>14 14</w:t>
-      </w:r>
-    </w:p>
-    <w:p>
-      <w:pPr>
-        <w:jc w:val="both"/>
-        <w:rPr>
-          <w:rFonts w:hint="eastAsia"/>
-          <w:b w:val="0"/>
-          <w:bCs w:val="0"/>
-          <w:sz w:val="24"/>
-          <w:szCs w:val="24"/>
-          <w:lang w:val="en-US" w:eastAsia="zh-CN"/>
-        </w:rPr>
-      </w:pPr>
-    </w:p>
-    <w:p>
-      <w:pPr>
-        <w:jc w:val="both"/>
-        <w:rPr>
-          <w:rFonts w:hint="eastAsia"/>
-          <w:b/>
-          <w:bCs/>
-          <w:sz w:val="28"/>
-          <w:szCs w:val="28"/>
-          <w:lang w:val="en-US" w:eastAsia="zh-CN"/>
-        </w:rPr>
-      </w:pPr>
-      <w:r>
-        <w:rPr>
-          <w:rFonts w:hint="eastAsia"/>
-          <w:b/>
-          <w:bCs/>
-          <w:sz w:val="28"/>
-          <w:szCs w:val="28"/>
-          <w:lang w:val="en-US" w:eastAsia="zh-CN"/>
-        </w:rPr>
-        <w:t>数据范围及提示</w:t>
-      </w:r>
-    </w:p>
-    <w:p>
-      <w:pPr>
-        <w:jc w:val="both"/>
-        <w:rPr>
-          <w:rFonts w:hint="eastAsia" w:eastAsiaTheme="minorEastAsia"/>
-          <w:b w:val="0"/>
-          <w:bCs w:val="0"/>
-          <w:sz w:val="28"/>
-          <w:szCs w:val="28"/>
-          <w:lang w:val="en-US" w:eastAsia="zh-CN"/>
-        </w:rPr>
-      </w:pPr>
-      <w:r>
-        <w:rPr>
-          <w:rFonts w:hint="eastAsia"/>
-          <w:b w:val="0"/>
-          <w:bCs w:val="0"/>
-          <w:sz w:val="28"/>
-          <w:szCs w:val="28"/>
-          <w:lang w:val="en-US" w:eastAsia="zh-CN"/>
-        </w:rPr>
-        <w:t>前30%的数据T&lt;=1000,Q&lt;=1000.</w:t>
-      </w:r>
-    </w:p>
-    <w:p>
-      <w:pPr>
-        <w:jc w:val="both"/>
-        <w:rPr>
-          <w:rFonts w:hint="eastAsia"/>
-          <w:b w:val="0"/>
-          <w:bCs w:val="0"/>
-          <w:sz w:val="28"/>
-          <w:szCs w:val="28"/>
-          <w:lang w:val="en-US" w:eastAsia="zh-CN"/>
-        </w:rPr>
-      </w:pPr>
-      <w:r>
-        <w:rPr>
-          <w:rFonts w:hint="eastAsia"/>
-          <w:b w:val="0"/>
-          <w:bCs w:val="0"/>
-          <w:sz w:val="28"/>
-          <w:szCs w:val="28"/>
-          <w:lang w:val="en-US" w:eastAsia="zh-CN"/>
-        </w:rPr>
-        <w:t>10%的数据T=0.</w:t>
-      </w:r>
-    </w:p>
-    <w:p>
-      <w:pPr>
-        <w:jc w:val="both"/>
-        <w:rPr>
-          <w:rFonts w:hint="eastAsia"/>
-          <w:b w:val="0"/>
-          <w:bCs w:val="0"/>
-          <w:sz w:val="28"/>
-          <w:szCs w:val="28"/>
-          <w:lang w:val="en-US" w:eastAsia="zh-CN"/>
-        </w:rPr>
-      </w:pPr>
-      <w:r>
-        <w:rPr>
-          <w:rFonts w:hint="eastAsia"/>
-          <w:b w:val="0"/>
-          <w:bCs w:val="0"/>
-          <w:sz w:val="28"/>
-          <w:szCs w:val="28"/>
-          <w:lang w:val="en-US" w:eastAsia="zh-CN"/>
-        </w:rPr>
-        <w:t>前60%的数据A=N,B=M</w:t>
-      </w:r>
-    </w:p>
-    <w:p>
-      <w:pPr>
-        <w:jc w:val="both"/>
-        <w:rPr>
-          <w:rFonts w:hint="eastAsia"/>
-          <w:b w:val="0"/>
-          <w:bCs w:val="0"/>
-          <w:sz w:val="28"/>
-          <w:szCs w:val="28"/>
-          <w:vertAlign w:val="baseline"/>
-          <w:lang w:val="en-US" w:eastAsia="zh-CN"/>
-        </w:rPr>
-      </w:pPr>
-      <w:r>
-        <w:rPr>
-          <w:rFonts w:hint="eastAsia"/>
-          <w:b w:val="0"/>
-          <w:bCs w:val="0"/>
-          <w:sz w:val="28"/>
-          <w:szCs w:val="28"/>
-          <w:lang w:val="en-US" w:eastAsia="zh-CN"/>
-        </w:rPr>
-        <w:t>90%的数据0&lt;=T&lt;=10</w:t>
-      </w:r>
-      <w:r>
-        <w:rPr>
-          <w:rFonts w:hint="eastAsia"/>
-          <w:b w:val="0"/>
-          <w:bCs w:val="0"/>
-          <w:sz w:val="28"/>
-          <w:szCs w:val="28"/>
-          <w:vertAlign w:val="superscript"/>
-          <w:lang w:val="en-US" w:eastAsia="zh-CN"/>
-        </w:rPr>
-        <w:t>18</w:t>
-      </w:r>
-      <w:r>
-        <w:rPr>
-          <w:rFonts w:hint="eastAsia"/>
-          <w:b w:val="0"/>
-          <w:bCs w:val="0"/>
-          <w:sz w:val="28"/>
-          <w:szCs w:val="28"/>
-          <w:vertAlign w:val="baseline"/>
-          <w:lang w:val="en-US" w:eastAsia="zh-CN"/>
-        </w:rPr>
-        <w:t>.</w:t>
-      </w:r>
-    </w:p>
-    <w:p>
-      <w:pPr>
-        <w:ind w:left="840" w:hanging="840" w:hangingChars="300"/>
-        <w:jc w:val="both"/>
-        <w:rPr>
-          <w:rFonts w:hint="eastAsia"/>
-          <w:b w:val="0"/>
-          <w:bCs w:val="0"/>
-          <w:sz w:val="28"/>
-          <w:szCs w:val="28"/>
-          <w:vertAlign w:val="baseline"/>
-          <w:lang w:val="en-US" w:eastAsia="zh-CN"/>
-        </w:rPr>
-      </w:pPr>
-      <w:r>
-        <w:rPr>
-          <w:rFonts w:hint="eastAsia"/>
-          <w:b w:val="0"/>
-          <w:bCs w:val="0"/>
-          <w:sz w:val="28"/>
-          <w:szCs w:val="28"/>
-          <w:lang w:val="en-US" w:eastAsia="zh-CN"/>
-        </w:rPr>
-        <w:t>100%的数据0&lt;=T&lt;=10</w:t>
-      </w:r>
-      <w:r>
-        <w:rPr>
-          <w:rFonts w:hint="eastAsia"/>
-          <w:b w:val="0"/>
-          <w:bCs w:val="0"/>
-          <w:sz w:val="28"/>
-          <w:szCs w:val="28"/>
-          <w:vertAlign w:val="superscript"/>
-          <w:lang w:val="en-US" w:eastAsia="zh-CN"/>
-        </w:rPr>
-        <w:t>1000</w:t>
-      </w:r>
-      <w:r>
-        <w:rPr>
-          <w:rFonts w:hint="eastAsia"/>
-          <w:b w:val="0"/>
-          <w:bCs w:val="0"/>
-          <w:sz w:val="28"/>
-          <w:szCs w:val="28"/>
-          <w:vertAlign w:val="baseline"/>
-          <w:lang w:val="en-US" w:eastAsia="zh-CN"/>
-        </w:rPr>
-        <w:t>;1&lt;=K&lt;=5;N&lt;=A&lt;=1000,M&lt;=B&lt;=1000;</w:t>
-      </w:r>
-    </w:p>
-    <w:p>
-      <w:pPr>
-        <w:ind w:left="840" w:hanging="840" w:hangingChars="300"/>
-        <w:jc w:val="both"/>
-        <w:rPr>
-          <w:rFonts w:hint="eastAsia"/>
-          <w:b w:val="0"/>
-          <w:bCs w:val="0"/>
-          <w:sz w:val="28"/>
-          <w:szCs w:val="28"/>
-          <w:vertAlign w:val="superscript"/>
-          <w:lang w:val="en-US" w:eastAsia="zh-CN"/>
-        </w:rPr>
-      </w:pPr>
-      <w:r>
-        <w:rPr>
-          <w:rFonts w:hint="eastAsia"/>
-          <w:b w:val="0"/>
-          <w:bCs w:val="0"/>
-          <w:sz w:val="28"/>
-          <w:szCs w:val="28"/>
-          <w:vertAlign w:val="baseline"/>
-          <w:lang w:val="en-US" w:eastAsia="zh-CN"/>
-        </w:rPr>
-        <w:t>1&lt;=Q&lt;=1000000;0&lt;=C&lt;=10</w:t>
-      </w:r>
-      <w:r>
-        <w:rPr>
-          <w:rFonts w:hint="eastAsia"/>
-          <w:b w:val="0"/>
-          <w:bCs w:val="0"/>
-          <w:sz w:val="28"/>
-          <w:szCs w:val="28"/>
-          <w:lang w:val="en-US" w:eastAsia="zh-CN"/>
-        </w:rPr>
-        <w:t xml:space="preserve"> </w:t>
-      </w:r>
-      <w:r>
-        <w:rPr>
-          <w:rFonts w:hint="eastAsia"/>
-          <w:b w:val="0"/>
-          <w:bCs w:val="0"/>
-          <w:sz w:val="28"/>
-          <w:szCs w:val="28"/>
-          <w:vertAlign w:val="superscript"/>
-          <w:lang w:val="en-US" w:eastAsia="zh-CN"/>
-        </w:rPr>
-        <w:t>9</w:t>
-      </w:r>
-      <w:r>
-        <w:rPr>
-          <w:rFonts w:hint="eastAsia"/>
-          <w:b w:val="0"/>
-          <w:bCs w:val="0"/>
-          <w:sz w:val="28"/>
-          <w:szCs w:val="28"/>
-          <w:vertAlign w:val="baseline"/>
-          <w:lang w:val="en-US" w:eastAsia="zh-CN"/>
-        </w:rPr>
-        <w:t>; 0&lt;=aij&lt;=bij&lt;=10</w:t>
-      </w:r>
-      <w:r>
-        <w:rPr>
-          <w:rFonts w:hint="eastAsia"/>
-          <w:b w:val="0"/>
-          <w:bCs w:val="0"/>
-          <w:sz w:val="28"/>
-          <w:szCs w:val="28"/>
-          <w:vertAlign w:val="superscript"/>
-          <w:lang w:val="en-US" w:eastAsia="zh-CN"/>
-        </w:rPr>
-        <w:t>9</w:t>
-      </w:r>
-      <w:r>
-        <w:rPr>
-          <w:rFonts w:hint="eastAsia"/>
-          <w:b w:val="0"/>
-          <w:bCs w:val="0"/>
-          <w:sz w:val="28"/>
-          <w:szCs w:val="28"/>
-          <w:vertAlign w:val="baseline"/>
-          <w:lang w:val="en-US" w:eastAsia="zh-CN"/>
-        </w:rPr>
-        <w:t>且bij&gt;=1,</w:t>
-      </w:r>
-      <w:r>
-        <w:rPr>
-          <w:rFonts w:hint="eastAsia"/>
-          <w:b w:val="0"/>
-          <w:bCs w:val="0"/>
-          <w:sz w:val="28"/>
-          <w:szCs w:val="28"/>
-          <w:lang w:val="en-US" w:eastAsia="zh-CN"/>
-        </w:rPr>
-        <w:t>N*M&lt;=50.</w:t>
-      </w:r>
     </w:p>
     <w:p>
       <w:pPr>
